--- a/apps/backend/assets/templates/attestato_antisanzione_template_placeholders.docx
+++ b/apps/backend/assets/templates/attestato_antisanzione_template_placeholders.docx
@@ -75,18 +75,18 @@
         <mc:AlternateContent>
           <mc:Choice Requires="wps">
             <w:drawing>
-              <wp:anchor distT="0" distB="0" distL="0" distR="0" simplePos="0" relativeHeight="251662848" behindDoc="1" locked="0" layoutInCell="1" allowOverlap="1" wp14:anchorId="4E8F8C44" wp14:editId="1B44AA26">
+              <wp:anchor distT="0" distB="0" distL="0" distR="0" simplePos="0" relativeHeight="251664896" behindDoc="1" locked="0" layoutInCell="1" allowOverlap="1" wp14:anchorId="3086A47E" wp14:editId="68BAF568">
                 <wp:simplePos x="0" y="0"/>
                 <wp:positionH relativeFrom="page">
-                  <wp:posOffset>1839051</wp:posOffset>
+                  <wp:posOffset>447676</wp:posOffset>
                 </wp:positionH>
                 <wp:positionV relativeFrom="page">
-                  <wp:posOffset>1783987</wp:posOffset>
+                  <wp:posOffset>1524000</wp:posOffset>
                 </wp:positionV>
-                <wp:extent cx="3747407" cy="72000"/>
-                <wp:effectExtent l="38100" t="57150" r="62865" b="0"/>
+                <wp:extent cx="6649720" cy="45719"/>
+                <wp:effectExtent l="57150" t="57150" r="55880" b="12065"/>
                 <wp:wrapNone/>
-                <wp:docPr id="1751573419" name="Graphic 1"/>
+                <wp:docPr id="21881618" name="Graphic 1"/>
                 <wp:cNvGraphicFramePr>
                   <a:graphicFrameLocks xmlns:a="http://schemas.openxmlformats.org/drawingml/2006/main"/>
                 </wp:cNvGraphicFramePr>
@@ -99,7 +99,7 @@
                       <wps:spPr>
                         <a:xfrm>
                           <a:off x="0" y="0"/>
-                          <a:ext cx="3747407" cy="72000"/>
+                          <a:ext cx="6649720" cy="45719"/>
                         </a:xfrm>
                         <a:custGeom>
                           <a:avLst/>
@@ -152,7 +152,7 @@
           </mc:Choice>
           <mc:Fallback>
             <w:pict>
-              <v:shape w14:anchorId="3E8B3B3C" id="Graphic 1" o:spid="_x0000_s1026" style="position:absolute;margin-left:144.8pt;margin-top:140.45pt;width:295.05pt;height:5.65pt;z-index:-251653632;visibility:visible;mso-wrap-style:square;mso-width-percent:0;mso-height-percent:0;mso-wrap-distance-left:0;mso-wrap-distance-top:0;mso-wrap-distance-right:0;mso-wrap-distance-bottom:0;mso-position-horizontal:absolute;mso-position-horizontal-relative:page;mso-position-vertical:absolute;mso-position-vertical-relative:page;mso-width-percent:0;mso-height-percent:0;mso-width-relative:margin;mso-height-relative:margin;v-text-anchor:top" coordsize="6798309,72000" o:gfxdata="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" path="m,l6798000,e" filled="f" strokecolor="#f60" strokeweight="1pt">
+              <v:shape w14:anchorId="2B456943" id="Graphic 1" o:spid="_x0000_s1026" style="position:absolute;margin-left:35.25pt;margin-top:120pt;width:523.6pt;height:3.6pt;z-index:-251651584;visibility:visible;mso-wrap-style:square;mso-width-percent:0;mso-height-percent:0;mso-wrap-distance-left:0;mso-wrap-distance-top:0;mso-wrap-distance-right:0;mso-wrap-distance-bottom:0;mso-position-horizontal:absolute;mso-position-horizontal-relative:page;mso-position-vertical:absolute;mso-position-vertical-relative:page;mso-width-percent:0;mso-height-percent:0;mso-width-relative:margin;mso-height-relative:margin;v-text-anchor:top" coordsize="6798309,45719" o:gfxdata="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" path="m,l6798000,e" filled="f" strokecolor="#f60" strokeweight="1pt">
                 <v:path arrowok="t"/>
                 <w10:wrap anchorx="page" anchory="page"/>
               </v:shape>
@@ -160,6 +160,13 @@
           </mc:Fallback>
         </mc:AlternateContent>
       </w:r>
+      <w:r>
+        <w:rPr>
+          <w:color w:val="1D2F54"/>
+          <w:sz w:val="40"/>
+        </w:rPr>
+        <w:tab/>
+      </w:r>
     </w:p>
     <w:p>
       <w:pPr>
@@ -172,22 +179,24 @@
         <w:rPr>
           <w:b/>
           <w:bCs/>
-          <w:sz w:val="40"/>
-        </w:rPr>
-      </w:pPr>
-      <w:r>
-        <w:rPr>
-          <w:color w:val="1D2F54"/>
-          <w:sz w:val="40"/>
-        </w:rPr>
-        <w:tab/>
-      </w:r>
+          <w:i/>
+          <w:iCs/>
+          <w:color w:val="FF6600"/>
+          <w:sz w:val="44"/>
+          <w:szCs w:val="26"/>
+          <w:u w:val="single"/>
+        </w:rPr>
+      </w:pPr>
       <w:r>
         <w:rPr>
           <w:b/>
           <w:bCs/>
-          <w:color w:val="1D2F54"/>
-          <w:sz w:val="40"/>
+          <w:i/>
+          <w:iCs/>
+          <w:color w:val="FF6600"/>
+          <w:sz w:val="44"/>
+          <w:szCs w:val="26"/>
+          <w:u w:val="single"/>
         </w:rPr>
         <w:t>ATTESTATO</w:t>
       </w:r>
@@ -195,21 +204,25 @@
         <w:rPr>
           <w:b/>
           <w:bCs/>
-          <w:color w:val="1D2F54"/>
+          <w:i/>
+          <w:iCs/>
+          <w:color w:val="FF6600"/>
           <w:spacing w:val="-2"/>
+          <w:sz w:val="44"/>
+          <w:szCs w:val="26"/>
+          <w:u w:val="single"/>
+        </w:rPr>
+        <w:t xml:space="preserve"> ANTISANZIONE</w:t>
+      </w:r>
+    </w:p>
+    <w:p>
+      <w:pPr>
+        <w:pStyle w:val="Corpotesto"/>
+        <w:spacing w:before="45"/>
+        <w:rPr>
           <w:sz w:val="40"/>
         </w:rPr>
-        <w:t xml:space="preserve"> ANTISANZIONE</w:t>
-      </w:r>
-      <w:r>
-        <w:rPr>
-          <w:b/>
-          <w:bCs/>
-          <w:color w:val="1D2F54"/>
-          <w:sz w:val="40"/>
-        </w:rPr>
-        <w:tab/>
-      </w:r>
+      </w:pPr>
     </w:p>
     <w:p>
       <w:pPr>
@@ -351,10 +364,16 @@
       <w:pPr>
         <w:pStyle w:val="Titolo1"/>
         <w:spacing w:before="122"/>
+        <w:rPr>
+          <w:sz w:val="40"/>
+          <w:szCs w:val="40"/>
+        </w:rPr>
       </w:pPr>
       <w:r>
         <w:rPr>
           <w:color w:val="1D2F54"/>
+          <w:sz w:val="32"/>
+          <w:szCs w:val="32"/>
         </w:rPr>
         <w:t xml:space="preserve">UN FED-SCORE DI </w:t>
       </w:r>
@@ -362,6 +381,8 @@
         <w:rPr>
           <w:color w:val="1D2F54"/>
           <w:spacing w:val="-2"/>
+          <w:sz w:val="32"/>
+          <w:szCs w:val="32"/>
         </w:rPr>
         <w:t>{{FED_SCORE}}/100</w:t>
       </w:r>
@@ -369,7 +390,7 @@
     <w:p>
       <w:pPr>
         <w:spacing w:before="159"/>
-        <w:ind w:left="736"/>
+        <w:jc w:val="center"/>
         <w:rPr>
           <w:rFonts w:ascii="MS Gothic" w:hAnsi="MS Gothic"/>
           <w:color w:val="EF5900"/>
@@ -384,42 +405,6 @@
           <w:spacing w:val="-2"/>
           <w:sz w:val="80"/>
         </w:rPr>
-        <w:t xml:space="preserve"> </w:t>
-      </w:r>
-      <w:r>
-        <w:rPr>
-          <w:rFonts w:ascii="MS Gothic" w:hAnsi="MS Gothic"/>
-          <w:color w:val="EF5900"/>
-          <w:spacing w:val="-2"/>
-          <w:sz w:val="80"/>
-        </w:rPr>
-        <w:tab/>
-      </w:r>
-      <w:r>
-        <w:rPr>
-          <w:rFonts w:ascii="MS Gothic" w:hAnsi="MS Gothic"/>
-          <w:color w:val="EF5900"/>
-          <w:spacing w:val="-2"/>
-          <w:sz w:val="80"/>
-        </w:rPr>
-        <w:tab/>
-      </w:r>
-      <w:r>
-        <w:rPr>
-          <w:rFonts w:ascii="MS Gothic" w:hAnsi="MS Gothic"/>
-          <w:color w:val="EF5900"/>
-          <w:spacing w:val="-2"/>
-          <w:sz w:val="80"/>
-        </w:rPr>
-        <w:t xml:space="preserve"> </w:t>
-      </w:r>
-      <w:r>
-        <w:rPr>
-          <w:rFonts w:ascii="MS Gothic" w:hAnsi="MS Gothic"/>
-          <w:color w:val="EF5900"/>
-          <w:spacing w:val="-2"/>
-          <w:sz w:val="80"/>
-        </w:rPr>
         <w:t>{{FED_STARS}}</w:t>
       </w:r>
     </w:p>
@@ -454,6 +439,9 @@
         <w:ind w:left="258" w:right="255"/>
         <w:jc w:val="center"/>
       </w:pPr>
+      <w:r>
+        <w:t xml:space="preserve">Il presente certificato rilasciato da </w:t>
+      </w:r>
       <w:proofErr w:type="spellStart"/>
       <w:r>
         <w:t>FacileSicurezza</w:t>
@@ -580,12 +568,6 @@
       <w:pPr>
         <w:pStyle w:val="Corpotesto"/>
         <w:spacing w:before="194"/>
-      </w:pPr>
-    </w:p>
-    <w:p>
-      <w:pPr>
-        <w:pStyle w:val="Corpotesto"/>
-        <w:jc w:val="center"/>
       </w:pPr>
     </w:p>
     <w:p>
@@ -1357,6 +1339,7 @@
   <w:style w:type="character" w:default="1" w:styleId="Carpredefinitoparagrafo">
     <w:name w:val="Default Paragraph Font"/>
     <w:uiPriority w:val="1"/>
+    <w:semiHidden/>
     <w:unhideWhenUsed/>
   </w:style>
   <w:style w:type="table" w:default="1" w:styleId="Tabellanormale">
